--- a/eng/docx/30.content.docx
+++ b/eng/docx/30.content.docx
@@ -19,7 +19,7 @@
         <w:rPr>
           <w:lang w:val="en_US" w:bidi="en_US"/>
         </w:rPr>
-        <w:t>Resource: Study Notes - Book Intros (Tyndale)</w:t>
+        <w:t>Resource: Tyndale Open Study Notes</w:t>
       </w:r>
       <w:r>
         <w:rPr>
@@ -112,7 +112,7 @@
         <w:rPr>
           <w:lang w:val="en_US" w:bidi="en_US"/>
         </w:rPr>
-        <w:t>Study Notes - Book Intros (Tyndale)</w:t>
+        <w:t>Tyndale Open Study Notes</w:t>
       </w:r>
     </w:p>
     <w:p>

--- a/eng/docx/30.content.docx
+++ b/eng/docx/30.content.docx
@@ -231,7 +231,19 @@
         <w:rPr>
           <w:lang w:val="en_US" w:bidi="en_US"/>
         </w:rPr>
-        <w:t>“Prepare to meet your God,” Amos proclaimed to those who worshiped idols (</w:t>
+        <w:t>Amos spoke to people who worshiped idols. He said, "</w:t>
+      </w:r>
+      <w:r>
+        <w:rPr>
+          <w:lang w:val="en_US" w:bidi="en_US"/>
+        </w:rPr>
+        <w:t>prepare to meet your God</w:t>
+      </w:r>
+      <w:r>
+        <w:rPr>
+          <w:lang w:val="en_US" w:bidi="en_US"/>
+        </w:rPr>
+        <w:t>" (</w:t>
       </w:r>
       <w:hyperlink r:id="rId13">
         <w:r>
@@ -242,14 +254,14 @@
             <w:color w:val="0000EE"/>
             <w:u w:val="single"/>
           </w:rPr>
-          <w:t>4:12</w:t>
+          <w:t>Amos 4:12</w:t>
         </w:r>
       </w:hyperlink>
       <w:r>
         <w:rPr>
           <w:lang w:val="en_US" w:bidi="en_US"/>
         </w:rPr>
-        <w:t>). Let there be “a mighty flood of justice,” Amos admonished the rich who oppressed the poor (</w:t>
+        <w:t>). He also warned the rich people who treated the poor unfairly. He said that justice should flow "like an ever-flowing stream" (</w:t>
       </w:r>
       <w:hyperlink r:id="rId14">
         <w:r>
@@ -267,7 +279,21 @@
         <w:rPr>
           <w:lang w:val="en_US" w:bidi="en_US"/>
         </w:rPr>
-        <w:t>). What brought this shepherd from Tekoa to Bethel to pronounce such powerful judgments? Amos did not make his living as a professional prophet (</w:t>
+        <w:t xml:space="preserve">). </w:t>
+      </w:r>
+    </w:p>
+    <w:p>
+      <w:pPr/>
+      <w:r>
+        <w:rPr>
+          <w:lang w:val="en_US" w:bidi="en_US"/>
+        </w:rPr>
+      </w:r>
+      <w:r>
+        <w:rPr>
+          <w:lang w:val="en_US" w:bidi="en_US"/>
+        </w:rPr>
+        <w:t>Why did this shepherd from Tekoa go to Bethel to speak such strong words of judgment? Amos was not a prophet by trade (</w:t>
       </w:r>
       <w:hyperlink r:id="rId15">
         <w:r>
@@ -285,7 +311,7 @@
         <w:rPr>
           <w:lang w:val="en_US" w:bidi="en_US"/>
         </w:rPr>
-        <w:t>); the “roar” of God (</w:t>
+        <w:t>). God called him to speak. Amos describes God’s voice as a "roar" (</w:t>
       </w:r>
       <w:hyperlink r:id="rId16">
         <w:r>
@@ -321,7 +347,7 @@
         <w:rPr>
           <w:lang w:val="en_US" w:bidi="en_US"/>
         </w:rPr>
-        <w:t>) had moved him to make the journey. His message calls for righteousness—right worship that yields right social ethics. God’s people still need the prophet’s help to make that connection.</w:t>
+        <w:t>). Amos’s message joins two things that belong together: right worship and right action toward others. God’s people still need Amos’s help to see this connection.</w:t>
       </w:r>
     </w:p>
     <w:p>
@@ -346,43 +372,7 @@
         <w:rPr>
           <w:lang w:val="en_US" w:bidi="en_US"/>
         </w:rPr>
-        <w:t>In 931 BC, the kingdom of Israel split into two kingdoms: the northern kingdom (Israel) and the southern kingdom (Judah). The first king of the north, Jeroboam I, did not want his subjects to go to Jerusalem (in the south) to worship, so he established shrines at Dan and Bethel. Drawing on an earlier precedent (</w:t>
-      </w:r>
-      <w:hyperlink r:id="rId18">
-        <w:r>
-          <w:rPr>
-            <w:lang w:val="en_US" w:bidi="en_US"/>
-          </w:rPr>
-          <w:rPr>
-            <w:color w:val="0000EE"/>
-            <w:u w:val="single"/>
-          </w:rPr>
-          <w:t>Exod 32</w:t>
-        </w:r>
-      </w:hyperlink>
-      <w:r>
-        <w:rPr>
-          <w:lang w:val="en_US" w:bidi="en_US"/>
-        </w:rPr>
-        <w:t>), Jeroboam used images of young bulls to represent the Lord (</w:t>
-      </w:r>
-      <w:hyperlink r:id="rId19">
-        <w:r>
-          <w:rPr>
-            <w:lang w:val="en_US" w:bidi="en_US"/>
-          </w:rPr>
-          <w:rPr>
-            <w:color w:val="0000EE"/>
-            <w:u w:val="single"/>
-          </w:rPr>
-          <w:t>1 Kgs 12:25–33</w:t>
-        </w:r>
-      </w:hyperlink>
-      <w:r>
-        <w:rPr>
-          <w:lang w:val="en_US" w:bidi="en_US"/>
-        </w:rPr>
-        <w:t>). This move typified the northern kingdom’s rejection of God’s revelation in defining both their worship and their ethics. Paganized Israel became an abuser of the powerless.</w:t>
+        <w:t>In 931 BC, the kingdom of Israel divided into two kingdoms. The northern kingdom kept the name Israel. The southern kingdom was called Judah.</w:t>
       </w:r>
     </w:p>
     <w:p>
@@ -396,7 +386,71 @@
         <w:rPr>
           <w:lang w:val="en_US" w:bidi="en_US"/>
         </w:rPr>
-        <w:t>The calf shrines that Jeroboam I established at Dan and Bethel (</w:t>
+        <w:t>Jeroboam I was the first king of the northern kingdom. He did not want his people to go south to Jerusalem to worship. So he built places of worship at Dan and Bethel. He used images of young bulls to represent the Lord. This was like what Israel had done earlier at Mount Sinai (</w:t>
+      </w:r>
+      <w:hyperlink r:id="rId18">
+        <w:r>
+          <w:rPr>
+            <w:lang w:val="en_US" w:bidi="en_US"/>
+          </w:rPr>
+          <w:rPr>
+            <w:color w:val="0000EE"/>
+            <w:u w:val="single"/>
+          </w:rPr>
+          <w:t>Exodus 32</w:t>
+        </w:r>
+      </w:hyperlink>
+      <w:r>
+        <w:rPr>
+          <w:lang w:val="en_US" w:bidi="en_US"/>
+        </w:rPr>
+        <w:t xml:space="preserve">; </w:t>
+      </w:r>
+      <w:hyperlink r:id="rId19">
+        <w:r>
+          <w:rPr>
+            <w:lang w:val="en_US" w:bidi="en_US"/>
+          </w:rPr>
+          <w:rPr>
+            <w:color w:val="0000EE"/>
+            <w:u w:val="single"/>
+          </w:rPr>
+          <w:t>1 Kings 12:25–33</w:t>
+        </w:r>
+      </w:hyperlink>
+      <w:r>
+        <w:rPr>
+          <w:lang w:val="en_US" w:bidi="en_US"/>
+        </w:rPr>
+        <w:t xml:space="preserve">). </w:t>
+      </w:r>
+    </w:p>
+    <w:p>
+      <w:pPr/>
+      <w:r>
+        <w:rPr>
+          <w:lang w:val="en_US" w:bidi="en_US"/>
+        </w:rPr>
+      </w:r>
+      <w:r>
+        <w:rPr>
+          <w:lang w:val="en_US" w:bidi="en_US"/>
+        </w:rPr>
+        <w:t>This choice showed that the northern kingdom had rejected God’s word. They no longer let God shape their worship or their way of life. Over time, Israel’s worship became like the worship of other nations. Israel also began to mistreat weak and poor people.</w:t>
+      </w:r>
+    </w:p>
+    <w:p>
+      <w:pPr/>
+      <w:r>
+        <w:rPr>
+          <w:lang w:val="en_US" w:bidi="en_US"/>
+        </w:rPr>
+      </w:r>
+      <w:r>
+        <w:rPr>
+          <w:lang w:val="en_US" w:bidi="en_US"/>
+        </w:rPr>
+        <w:t>Jeroboam I built places of worship with calf images at Dan and Bethel (</w:t>
       </w:r>
       <w:hyperlink r:id="rId20">
         <w:r>
@@ -407,14 +461,42 @@
             <w:color w:val="0000EE"/>
             <w:u w:val="single"/>
           </w:rPr>
-          <w:t>1 Kgs 12:29</w:t>
+          <w:t>1 Kings 12:29</w:t>
         </w:r>
       </w:hyperlink>
       <w:r>
         <w:rPr>
           <w:lang w:val="en_US" w:bidi="en_US"/>
         </w:rPr>
-        <w:t>), together with the presence of the baals (local representations of the Canaanite storm-god), reduced the worship of Yahweh (the Lord) in the northern kingdom to a pagan religion like that of Israel’s neighbors. Often, the worship of Yahweh did continue, but it did so alongside the worship of local deities. The Israelites thought they would receive some desired benefit (such as rain or fertility) from worshiping these deities. When Elijah challenged the priests of Baal on Mount Carmel, it was because the people wanted to worship both Yahweh and Baal. However, Elijah left them without that alternative (</w:t>
+        <w:t>). The northern kingdom also worshiped the baals. The baals were local forms of the Canaanite storm god.</w:t>
+      </w:r>
+    </w:p>
+    <w:p>
+      <w:pPr/>
+      <w:r>
+        <w:rPr>
+          <w:lang w:val="en_US" w:bidi="en_US"/>
+        </w:rPr>
+      </w:r>
+      <w:r>
+        <w:rPr>
+          <w:lang w:val="en_US" w:bidi="en_US"/>
+        </w:rPr>
+        <w:t>Because of this, worship of Yahweh, the Lord, became mixed with the religion of Israel’s neighbors. Many Israelites still worshiped Yahweh. But they also worshiped local gods. They thought these gods could give them what they wanted, such as rain or fertile land.</w:t>
+      </w:r>
+    </w:p>
+    <w:p>
+      <w:pPr/>
+      <w:r>
+        <w:rPr>
+          <w:lang w:val="en_US" w:bidi="en_US"/>
+        </w:rPr>
+      </w:r>
+      <w:r>
+        <w:rPr>
+          <w:lang w:val="en_US" w:bidi="en_US"/>
+        </w:rPr>
+        <w:t>Elijah challenged the priests of Baal on Mount Carmel because the people were trying to worship both Yahweh and Baal. Elijah told them they had to choose one or the other (</w:t>
       </w:r>
       <w:hyperlink r:id="rId21">
         <w:r>
@@ -425,7 +507,7 @@
             <w:color w:val="0000EE"/>
             <w:u w:val="single"/>
           </w:rPr>
-          <w:t>1 Kgs 18:21</w:t>
+          <w:t>1 Kings 18:21</w:t>
         </w:r>
       </w:hyperlink>
       <w:r>
@@ -450,7 +532,7 @@
         <w:rPr>
           <w:lang w:val="en_US" w:bidi="en_US"/>
         </w:rPr>
-        <w:t>). The message of Amos was similar.</w:t>
+        <w:t>). Amos gave a similar message.</w:t>
       </w:r>
     </w:p>
     <w:p>
@@ -464,7 +546,21 @@
         <w:rPr>
           <w:lang w:val="en_US" w:bidi="en_US"/>
         </w:rPr>
-        <w:t>When Amos arrived in Israel (shortly before 753 BC), the rich were getting richer and the poor were getting poorer. Around 801 BC, the Assyrians had captured Damascus but were forced to withdraw due to problems elsewhere. Egypt was also in decline during this time. In the resulting power vacuum, both Israel and Judah flourished, recovering some of the territory they had lost to Aram (</w:t>
+        <w:t>When Amos came to Israel, shortly before 753 BC, the rich were becoming richer. The poor were becoming poorer. Around 801 BC, Assyria had captured Damascus. But Assyria soon had to leave because of problems in other places. Egypt was also becoming weaker during this time. This left Israel and Judah with less pressure from powerful nations.</w:t>
+      </w:r>
+    </w:p>
+    <w:p>
+      <w:pPr/>
+      <w:r>
+        <w:rPr>
+          <w:lang w:val="en_US" w:bidi="en_US"/>
+        </w:rPr>
+      </w:r>
+      <w:r>
+        <w:rPr>
+          <w:lang w:val="en_US" w:bidi="en_US"/>
+        </w:rPr>
+        <w:t>As a result, both kingdoms became stronger. They took back some land they had lost to Aram (</w:t>
       </w:r>
       <w:hyperlink r:id="rId23">
         <w:r>
@@ -475,7 +571,7 @@
             <w:color w:val="0000EE"/>
             <w:u w:val="single"/>
           </w:rPr>
-          <w:t>2 Kgs 14:23–29</w:t>
+          <w:t>2 Kings 14:23–29</w:t>
         </w:r>
       </w:hyperlink>
       <w:r>
@@ -511,14 +607,14 @@
             <w:color w:val="0000EE"/>
             <w:u w:val="single"/>
           </w:rPr>
-          <w:t>2 Chr 26:1–23</w:t>
+          <w:t>2 Chronicles 26:1–23</w:t>
         </w:r>
       </w:hyperlink>
       <w:r>
         <w:rPr>
           <w:lang w:val="en_US" w:bidi="en_US"/>
         </w:rPr>
-        <w:t>). The two kingdoms increased in prosperity, but the greater prosperity merely increased the power of those who already had it. Those who had no power became even more oppressed.</w:t>
+        <w:t>). Israel and Judah became more wealthy. But this wealth mostly helped the people who already had power. People with little power suffered even more.</w:t>
       </w:r>
     </w:p>
     <w:p>
@@ -532,7 +628,7 @@
         <w:rPr>
           <w:lang w:val="en_US" w:bidi="en_US"/>
         </w:rPr>
-        <w:t>In response to this situation, Amos traveled from Tekoa (in Judah) to the northern shrine at Bethel, where he called Israel to account for its apostasy and inhumanity.</w:t>
+        <w:t>Because of this, Amos traveled from Tekoa in Judah to Bethel, a place of worship in the northern kingdom. There he warned Israel about its apostasy (turning away from God) and its cruel treatment of people.</w:t>
       </w:r>
     </w:p>
     <w:p>
@@ -557,7 +653,21 @@
         <w:rPr>
           <w:lang w:val="en_US" w:bidi="en_US"/>
         </w:rPr>
-        <w:t>Amos confronted Israel with the message that lip service is not enough in worship of the Lord. After a brief introduction (</w:t>
+        <w:t>Amos told Israel that words alone are not enough in worship of the Lord. True worship must include faithful obedience.</w:t>
+      </w:r>
+    </w:p>
+    <w:p>
+      <w:pPr/>
+      <w:r>
+        <w:rPr>
+          <w:lang w:val="en_US" w:bidi="en_US"/>
+        </w:rPr>
+      </w:r>
+      <w:r>
+        <w:rPr>
+          <w:lang w:val="en_US" w:bidi="en_US"/>
+        </w:rPr>
+        <w:t>After a short introduction (</w:t>
       </w:r>
       <w:hyperlink r:id="rId26">
         <w:r>
@@ -575,7 +685,7 @@
         <w:rPr>
           <w:lang w:val="en_US" w:bidi="en_US"/>
         </w:rPr>
-        <w:t>), the first section of Amos (</w:t>
+        <w:t>), the first part of the book gives eight charges against sin (</w:t>
       </w:r>
       <w:hyperlink r:id="rId27">
         <w:r>
@@ -593,7 +703,7 @@
         <w:rPr>
           <w:lang w:val="en_US" w:bidi="en_US"/>
         </w:rPr>
-        <w:t>) is a series of eight indictments. The prophet directs the first seven charges against surrounding nations, with the eighth against Israel itself. By first charging Israel’s enemies with war crimes and theological aberrations, Amos wins the sympathy and agreement of his hearers.</w:t>
+        <w:t xml:space="preserve">). The first seven charges are against the nations around Israel. The eighth charge is against Israel itself. Amos first speaks against Israel’s enemies. He condemns their war crimes and their false worship. This helps his hearers agree with him. </w:t>
       </w:r>
     </w:p>
     <w:p>
@@ -607,7 +717,7 @@
         <w:rPr>
           <w:lang w:val="en_US" w:bidi="en_US"/>
         </w:rPr>
-        <w:t>But then he says, “The people of Israel, too, have sinned.” What follows (</w:t>
+        <w:t>Then Amos says, “The people of Israel, too, have sinned.” The next part of the book has three prophetic messages (</w:t>
       </w:r>
       <w:hyperlink r:id="rId28">
         <w:r>
@@ -625,7 +735,21 @@
         <w:rPr>
           <w:lang w:val="en_US" w:bidi="en_US"/>
         </w:rPr>
-        <w:t>) is framed by three prophetic messages. The first (</w:t>
+        <w:t>). A prophetic message is a message from God spoken through a prophet.</w:t>
+      </w:r>
+    </w:p>
+    <w:p>
+      <w:pPr/>
+      <w:r>
+        <w:rPr>
+          <w:lang w:val="en_US" w:bidi="en_US"/>
+        </w:rPr>
+      </w:r>
+      <w:r>
+        <w:rPr>
+          <w:lang w:val="en_US" w:bidi="en_US"/>
+        </w:rPr>
+        <w:t>The first message says that Israel misused its special place as God’s chosen people (</w:t>
       </w:r>
       <w:hyperlink r:id="rId29">
         <w:r>
@@ -643,7 +767,7 @@
         <w:rPr>
           <w:lang w:val="en_US" w:bidi="en_US"/>
         </w:rPr>
-        <w:t>) accuses Israel of abusing its privileged status as God’s chosen people. The second (</w:t>
+        <w:t>). The second message accuses Israel’s wealthy people of living for pleasure while they hurt the poor (</w:t>
       </w:r>
       <w:hyperlink r:id="rId30">
         <w:r>
@@ -661,7 +785,7 @@
         <w:rPr>
           <w:lang w:val="en_US" w:bidi="en_US"/>
         </w:rPr>
-        <w:t>) is an indictment of Israel’s party crowd. The third (</w:t>
+        <w:t>). The third message is like a funeral song. It speaks of the coming death of the nation (</w:t>
       </w:r>
       <w:hyperlink r:id="rId31">
         <w:r>
@@ -679,7 +803,39 @@
         <w:rPr>
           <w:lang w:val="en_US" w:bidi="en_US"/>
         </w:rPr>
-        <w:t>) is a funeral song for the predicted death of the nation. Between the prophetic messages Amos includes rhetorical questions (</w:t>
+        <w:t xml:space="preserve">). </w:t>
+      </w:r>
+    </w:p>
+    <w:p>
+      <w:pPr/>
+      <w:r>
+        <w:rPr>
+          <w:lang w:val="en_US" w:bidi="en_US"/>
+        </w:rPr>
+      </w:r>
+      <w:r>
+        <w:rPr>
+          <w:lang w:val="en_US" w:bidi="en_US"/>
+        </w:rPr>
+        <w:t>Between these messages, Amos uses many ways to call Israel back to God:</w:t>
+      </w:r>
+    </w:p>
+    <w:p>
+      <w:pPr>
+        <w:pStyle w:val="ListBullet"/>
+        <w:spacing w:line="240" w:lineRule="auto"/>
+        <w:ind w:left="720"/>
+      </w:pPr>
+      <w:r>
+        <w:rPr>
+          <w:lang w:val="en_US" w:bidi="en_US"/>
+        </w:rPr>
+      </w:r>
+      <w:r>
+        <w:rPr>
+          <w:lang w:val="en_US" w:bidi="en_US"/>
+        </w:rPr>
+        <w:t>He asks strong questions (</w:t>
       </w:r>
       <w:hyperlink r:id="rId32">
         <w:r>
@@ -697,7 +853,25 @@
         <w:rPr>
           <w:lang w:val="en_US" w:bidi="en_US"/>
         </w:rPr>
-        <w:t>), metaphors from his life as a shepherd (</w:t>
+        <w:t>).</w:t>
+      </w:r>
+    </w:p>
+    <w:p>
+      <w:pPr>
+        <w:pStyle w:val="ListBullet"/>
+        <w:spacing w:line="240" w:lineRule="auto"/>
+        <w:ind w:left="720"/>
+      </w:pPr>
+      <w:r>
+        <w:rPr>
+          <w:lang w:val="en_US" w:bidi="en_US"/>
+        </w:rPr>
+      </w:r>
+      <w:r>
+        <w:rPr>
+          <w:lang w:val="en_US" w:bidi="en_US"/>
+        </w:rPr>
+        <w:t>He uses metaphors from his life as a shepherd (</w:t>
       </w:r>
       <w:hyperlink r:id="rId17">
         <w:r>
@@ -733,7 +907,25 @@
         <w:rPr>
           <w:lang w:val="en_US" w:bidi="en_US"/>
         </w:rPr>
-        <w:t>), sarcastic irony (</w:t>
+        <w:t>).</w:t>
+      </w:r>
+    </w:p>
+    <w:p>
+      <w:pPr>
+        <w:pStyle w:val="ListBullet"/>
+        <w:spacing w:line="240" w:lineRule="auto"/>
+        <w:ind w:left="720"/>
+      </w:pPr>
+      <w:r>
+        <w:rPr>
+          <w:lang w:val="en_US" w:bidi="en_US"/>
+        </w:rPr>
+      </w:r>
+      <w:r>
+        <w:rPr>
+          <w:lang w:val="en_US" w:bidi="en_US"/>
+        </w:rPr>
+        <w:t>He speaks with sharp irony, saying the opposite of what he means to show Israel’s sin (</w:t>
       </w:r>
       <w:hyperlink r:id="rId34">
         <w:r>
@@ -751,7 +943,25 @@
         <w:rPr>
           <w:lang w:val="en_US" w:bidi="en_US"/>
         </w:rPr>
-        <w:t>), historical recitation (</w:t>
+        <w:t>).</w:t>
+      </w:r>
+    </w:p>
+    <w:p>
+      <w:pPr>
+        <w:pStyle w:val="ListBullet"/>
+        <w:spacing w:line="240" w:lineRule="auto"/>
+        <w:ind w:left="720"/>
+      </w:pPr>
+      <w:r>
+        <w:rPr>
+          <w:lang w:val="en_US" w:bidi="en_US"/>
+        </w:rPr>
+      </w:r>
+      <w:r>
+        <w:rPr>
+          <w:lang w:val="en_US" w:bidi="en_US"/>
+        </w:rPr>
+        <w:t>He reminds Israel of its past (</w:t>
       </w:r>
       <w:hyperlink r:id="rId35">
         <w:r>
@@ -769,7 +979,25 @@
         <w:rPr>
           <w:lang w:val="en_US" w:bidi="en_US"/>
         </w:rPr>
-        <w:t>), hymn fragments (</w:t>
+        <w:t>).</w:t>
+      </w:r>
+    </w:p>
+    <w:p>
+      <w:pPr>
+        <w:pStyle w:val="ListBullet"/>
+        <w:spacing w:line="240" w:lineRule="auto"/>
+        <w:ind w:left="720"/>
+      </w:pPr>
+      <w:r>
+        <w:rPr>
+          <w:lang w:val="en_US" w:bidi="en_US"/>
+        </w:rPr>
+      </w:r>
+      <w:r>
+        <w:rPr>
+          <w:lang w:val="en_US" w:bidi="en_US"/>
+        </w:rPr>
+        <w:t>He includes parts of songs that praise God (</w:t>
       </w:r>
       <w:hyperlink r:id="rId36">
         <w:r>
@@ -805,7 +1033,25 @@
         <w:rPr>
           <w:lang w:val="en_US" w:bidi="en_US"/>
         </w:rPr>
-        <w:t>), puns (</w:t>
+        <w:t>).</w:t>
+      </w:r>
+    </w:p>
+    <w:p>
+      <w:pPr>
+        <w:pStyle w:val="ListBullet"/>
+        <w:spacing w:line="240" w:lineRule="auto"/>
+        <w:ind w:left="720"/>
+      </w:pPr>
+      <w:r>
+        <w:rPr>
+          <w:lang w:val="en_US" w:bidi="en_US"/>
+        </w:rPr>
+      </w:r>
+      <w:r>
+        <w:rPr>
+          <w:lang w:val="en_US" w:bidi="en_US"/>
+        </w:rPr>
+        <w:t>He uses wordplay (</w:t>
       </w:r>
       <w:hyperlink r:id="rId38">
         <w:r>
@@ -823,7 +1069,43 @@
         <w:rPr>
           <w:lang w:val="en_US" w:bidi="en_US"/>
         </w:rPr>
-        <w:t>), pleas for repentance, and predictions of the doom that awaits the unrepentant.</w:t>
+        <w:t>).</w:t>
+      </w:r>
+    </w:p>
+    <w:p>
+      <w:pPr>
+        <w:pStyle w:val="ListBullet"/>
+        <w:spacing w:line="240" w:lineRule="auto"/>
+        <w:ind w:left="720"/>
+      </w:pPr>
+      <w:r>
+        <w:rPr>
+          <w:lang w:val="en_US" w:bidi="en_US"/>
+        </w:rPr>
+      </w:r>
+      <w:r>
+        <w:rPr>
+          <w:lang w:val="en_US" w:bidi="en_US"/>
+        </w:rPr>
+        <w:t>He calls the people to repent.</w:t>
+      </w:r>
+    </w:p>
+    <w:p>
+      <w:pPr>
+        <w:pStyle w:val="ListBullet"/>
+        <w:spacing w:line="240" w:lineRule="auto"/>
+        <w:ind w:left="720"/>
+      </w:pPr>
+      <w:r>
+        <w:rPr>
+          <w:lang w:val="en_US" w:bidi="en_US"/>
+        </w:rPr>
+      </w:r>
+      <w:r>
+        <w:rPr>
+          <w:lang w:val="en_US" w:bidi="en_US"/>
+        </w:rPr>
+        <w:t>He also warns them about the judgment that will come if they refuse to repent.</w:t>
       </w:r>
     </w:p>
     <w:p>
@@ -837,7 +1119,7 @@
         <w:rPr>
           <w:lang w:val="en_US" w:bidi="en_US"/>
         </w:rPr>
-        <w:t>The third section of Amos (</w:t>
+        <w:t>The third part of Amos has two prophetic messages of woe (</w:t>
       </w:r>
       <w:hyperlink r:id="rId39">
         <w:r>
@@ -855,7 +1137,7 @@
         <w:rPr>
           <w:lang w:val="en_US" w:bidi="en_US"/>
         </w:rPr>
-        <w:t>) contains two prophetic messages of woe: The first is a warning to those who proclaim the day of the Lord as a time when God will reestablish Israel as a leading nation (</w:t>
+        <w:t>). A message of woe warns people that judgment is coming. The first message warns people who talk about the day of the Lord as good news for Israel. They think God will make Israel strong again. But Amos says that day will bring judgment, not safety (</w:t>
       </w:r>
       <w:hyperlink r:id="rId40">
         <w:r>
@@ -873,7 +1155,7 @@
         <w:rPr>
           <w:lang w:val="en_US" w:bidi="en_US"/>
         </w:rPr>
-        <w:t>); the second admonishes those who trust in their wealth, houses, or fortifications to save them (</w:t>
+        <w:t>). The second message warns people who trust in their wealth, houses, or strong cities to save them (</w:t>
       </w:r>
       <w:hyperlink r:id="rId41">
         <w:r>
@@ -905,7 +1187,7 @@
         <w:rPr>
           <w:lang w:val="en_US" w:bidi="en_US"/>
         </w:rPr>
-        <w:t>The fourth section (</w:t>
+        <w:t>The fourth part of the book includes five prophetic messages based on visions (</w:t>
       </w:r>
       <w:hyperlink r:id="rId42">
         <w:r>
@@ -923,7 +1205,7 @@
         <w:rPr>
           <w:lang w:val="en_US" w:bidi="en_US"/>
         </w:rPr>
-        <w:t>) contains five prophetic oracles based on visions. Amos first wins over his hearers with visions of two judgments that would be averted (</w:t>
+        <w:t>). A vision is something God shows a prophet. Amos first describes two judgments that God would stop (</w:t>
       </w:r>
       <w:hyperlink r:id="rId43">
         <w:r>
@@ -941,7 +1223,7 @@
         <w:rPr>
           <w:lang w:val="en_US" w:bidi="en_US"/>
         </w:rPr>
-        <w:t>), but then drives home his message with two judgments that would not be turned aside (</w:t>
+        <w:t>). These visions may have helped his hearers listen to him. Then Amos gives two visions of judgments that God would not stop (</w:t>
       </w:r>
       <w:hyperlink r:id="rId44">
         <w:r>
@@ -977,7 +1259,7 @@
         <w:rPr>
           <w:lang w:val="en_US" w:bidi="en_US"/>
         </w:rPr>
-        <w:t>). These visions are interrupted by a brief biographical vignette (</w:t>
+        <w:t>). Between these visions, the book tells a short story from Amos’s life (</w:t>
       </w:r>
       <w:hyperlink r:id="rId46">
         <w:r>
@@ -995,7 +1277,7 @@
         <w:rPr>
           <w:lang w:val="en_US" w:bidi="en_US"/>
         </w:rPr>
-        <w:t>). The final vision is of the complete destruction of Israel and its religious system (</w:t>
+        <w:t>). The final vision shows the complete destruction of Israel and its religious system (</w:t>
       </w:r>
       <w:hyperlink r:id="rId47">
         <w:r>
@@ -1027,7 +1309,7 @@
         <w:rPr>
           <w:lang w:val="en_US" w:bidi="en_US"/>
         </w:rPr>
-        <w:t xml:space="preserve">Finally, in </w:t>
+        <w:t>Finally, Amos promises that better days will come (</w:t>
       </w:r>
       <w:hyperlink r:id="rId48">
         <w:r>
@@ -1045,7 +1327,7 @@
         <w:rPr>
           <w:lang w:val="en_US" w:bidi="en_US"/>
         </w:rPr>
-        <w:t>, Amos promises better days to come, a time of healing and restoration when Jerusalem would be rebuilt, the dynasty of David would be reestablished in the land, and people would live in the peace of God’s Kingdom.</w:t>
+        <w:t>). God will bring healing and restoration. Jerusalem will be rebuilt. David’s royal line will be restored in the land. The people will live in the peace of God’s kingdom.</w:t>
       </w:r>
     </w:p>
     <w:p>
@@ -1070,7 +1352,7 @@
         <w:rPr>
           <w:lang w:val="en_US" w:bidi="en_US"/>
         </w:rPr>
-        <w:t>Amos’s ministry was brief, perhaps limited to a single year. Its setting was the royal shrine at Bethel in the northern kingdom (</w:t>
+        <w:t>Amos’s ministry was short. It may have lasted only one year. He spoke at Bethel, the royal place of worship in the northern kingdom (</w:t>
       </w:r>
       <w:hyperlink r:id="rId49">
         <w:r>
@@ -1081,14 +1363,14 @@
             <w:color w:val="0000EE"/>
             <w:u w:val="single"/>
           </w:rPr>
-          <w:t>7:13</w:t>
+          <w:t>Amos 7:13</w:t>
         </w:r>
       </w:hyperlink>
       <w:r>
         <w:rPr>
           <w:lang w:val="en_US" w:bidi="en_US"/>
         </w:rPr>
-        <w:t>), a short time before the death of Jeroboam II in 753 BC (</w:t>
+        <w:t>). This happened shortly before Jeroboam II died in 753 BC (</w:t>
       </w:r>
       <w:hyperlink r:id="rId50">
         <w:r>
@@ -1131,7 +1413,7 @@
         <w:rPr>
           <w:lang w:val="en_US" w:bidi="en_US"/>
         </w:rPr>
-        <w:t xml:space="preserve">Amos directed his message to all the Israelite people, but especially to the rich, powerful, and self-indulgent (see especially </w:t>
+        <w:t xml:space="preserve">Amos spoke to all the people of Israel. But he spoke especially to the rich and powerful people who lived for their own pleasure (see especially </w:t>
       </w:r>
       <w:hyperlink r:id="rId51">
         <w:r>
@@ -1142,14 +1424,14 @@
             <w:color w:val="0000EE"/>
             <w:u w:val="single"/>
           </w:rPr>
-          <w:t>5:18–6:8</w:t>
+          <w:t>Amos 5:18–6:8</w:t>
         </w:r>
       </w:hyperlink>
       <w:r>
         <w:rPr>
           <w:lang w:val="en_US" w:bidi="en_US"/>
         </w:rPr>
-        <w:t>). While Amos clearly considered Israel’s split from Judah and the Jerusalem sanctuary as the primary cause of its moral and spiritual decline, he was aware that Judah was also slipping away from a pure worship of the Lord (</w:t>
+        <w:t>). Amos saw Israel’s split from Judah as a main reason for its moral and spiritual decline. Israel had separated from the temple in Jerusalem, the main place where God’s people worshiped the Lord. But Amos also knew that Judah was turning away from pure worship of the Lord (</w:t>
       </w:r>
       <w:hyperlink r:id="rId52">
         <w:r>
@@ -1167,7 +1449,19 @@
         <w:rPr>
           <w:lang w:val="en_US" w:bidi="en_US"/>
         </w:rPr>
-        <w:t xml:space="preserve">). Thus, the book includes condemnation of those “who lounge in luxury in Jerusalem,” as well as indictment of the smugly secure in Samaria (see </w:t>
+        <w:t>). So the book condemns “</w:t>
+      </w:r>
+      <w:r>
+        <w:rPr>
+          <w:lang w:val="en_US" w:bidi="en_US"/>
+        </w:rPr>
+        <w:t>those at ease in Zion and those secure on Mount Samaria</w:t>
+      </w:r>
+      <w:r>
+        <w:rPr>
+          <w:lang w:val="en_US" w:bidi="en_US"/>
+        </w:rPr>
+        <w:t xml:space="preserve">” (see </w:t>
       </w:r>
       <w:hyperlink r:id="rId53">
         <w:r>
@@ -1210,20 +1504,20 @@
         <w:rPr>
           <w:lang w:val="en_US" w:bidi="en_US"/>
         </w:rPr>
-        <w:t xml:space="preserve">All that is known about the life of Amos comes from the book bearing his name. According to the superscription, he was a shepherd (noqed) from Tekoa (modern </w:t>
+        <w:t>All we know about Amos’s life comes from the book that bears his name. The opening words of the book say that he was a shepherd (Hebrew</w:t>
       </w:r>
       <w:r>
         <w:rPr>
           <w:i/>
           <w:lang w:val="en_US" w:bidi="en_US"/>
         </w:rPr>
-        <w:t>Teku’a</w:t>
-      </w:r>
-      <w:r>
-        <w:rPr>
-          <w:lang w:val="en_US" w:bidi="en_US"/>
-        </w:rPr>
-        <w:t>), a small, fortified town about five miles south of Bethlehem in Judah.</w:t>
+        <w:t>noqed</w:t>
+      </w:r>
+      <w:r>
+        <w:rPr>
+          <w:lang w:val="en_US" w:bidi="en_US"/>
+        </w:rPr>
+        <w:t>). He came from Tekoa, now called Teku’a. Tekoa was a small, strong town about eight kilometers (five miles) south of Bethlehem in Judah.</w:t>
       </w:r>
     </w:p>
     <w:p>
@@ -1237,7 +1531,20 @@
         <w:rPr>
           <w:lang w:val="en_US" w:bidi="en_US"/>
         </w:rPr>
-        <w:t xml:space="preserve">Earlier scholars often characterized the prophet Amos as a poor sheepherder who represented the marginalized classes in Judah and who was unjustly oppressed by wealthy landowners. More recent studies have taken a different direction, however. The Hebrew word commonly used for a shepherd is ro‘eh (as in </w:t>
+        <w:t xml:space="preserve">Earlier scholars often described the prophet Amos as a poor shepherd who represented the lower classes in Judah. Wealthy landlords treated these people with injustice and abuse. More recent studies suggest a different view. The Hebrew word commonly used for a shepherd is </w:t>
+      </w:r>
+      <w:r>
+        <w:rPr>
+          <w:i/>
+          <w:lang w:val="en_US" w:bidi="en_US"/>
+        </w:rPr>
+        <w:t>ro‘eh</w:t>
+      </w:r>
+      <w:r>
+        <w:rPr>
+          <w:lang w:val="en_US" w:bidi="en_US"/>
+        </w:rPr>
+        <w:t xml:space="preserve"> (as in </w:t>
       </w:r>
       <w:hyperlink r:id="rId54">
         <w:r>
@@ -1248,14 +1555,41 @@
             <w:color w:val="0000EE"/>
             <w:u w:val="single"/>
           </w:rPr>
-          <w:t>Ps 23:1</w:t>
+          <w:t>Psalm 23:1</w:t>
         </w:r>
       </w:hyperlink>
       <w:r>
         <w:rPr>
           <w:lang w:val="en_US" w:bidi="en_US"/>
         </w:rPr>
-        <w:t>), not noqed. In its only occurrence as a noun outside the book of Amos, the word describes Mesha, king of Moab, as one who regularly delivered a substantial tribute of wool and sheep to Israel (</w:t>
+        <w:t xml:space="preserve">), not </w:t>
+      </w:r>
+      <w:r>
+        <w:rPr>
+          <w:i/>
+          <w:lang w:val="en_US" w:bidi="en_US"/>
+        </w:rPr>
+        <w:t>noqed</w:t>
+      </w:r>
+      <w:r>
+        <w:rPr>
+          <w:lang w:val="en_US" w:bidi="en_US"/>
+        </w:rPr>
+        <w:t xml:space="preserve">. </w:t>
+      </w:r>
+    </w:p>
+    <w:p>
+      <w:pPr/>
+      <w:r>
+        <w:rPr>
+          <w:lang w:val="en_US" w:bidi="en_US"/>
+        </w:rPr>
+      </w:r>
+      <w:r>
+        <w:rPr>
+          <w:lang w:val="en_US" w:bidi="en_US"/>
+        </w:rPr>
+        <w:t>Outside the book of Amos, this word appears only in (</w:t>
       </w:r>
       <w:hyperlink r:id="rId55">
         <w:r>
@@ -1266,14 +1600,93 @@
             <w:color w:val="0000EE"/>
             <w:u w:val="single"/>
           </w:rPr>
-          <w:t>2 Kgs 3:4</w:t>
+          <w:t>2 Kings 3:4</w:t>
         </w:r>
       </w:hyperlink>
       <w:r>
         <w:rPr>
           <w:lang w:val="en_US" w:bidi="en_US"/>
         </w:rPr>
-        <w:t xml:space="preserve">). The term noqed therefore probably designates someone who owned sheep rather than a shepherd who worked for someone else. A second insight comes from </w:t>
+        <w:t xml:space="preserve">). There it describes Mesha, king of Moab. Mesha regularly gave Israel a large payment of wool and sheep. For this reason, </w:t>
+      </w:r>
+      <w:r>
+        <w:rPr>
+          <w:i/>
+          <w:lang w:val="en_US" w:bidi="en_US"/>
+        </w:rPr>
+        <w:t>noqed</w:t>
+      </w:r>
+      <w:r>
+        <w:rPr>
+          <w:lang w:val="en_US" w:bidi="en_US"/>
+        </w:rPr>
+        <w:t xml:space="preserve"> probably means someone who owned sheep. It may not mean a hired shepherd who worked for someone else.</w:t>
+      </w:r>
+    </w:p>
+    <w:p>
+      <w:pPr/>
+      <w:r>
+        <w:rPr>
+          <w:lang w:val="en_US" w:bidi="en_US"/>
+        </w:rPr>
+      </w:r>
+      <w:hyperlink r:id="rId15">
+        <w:r>
+          <w:rPr>
+            <w:lang w:val="en_US" w:bidi="en_US"/>
+          </w:rPr>
+          <w:rPr>
+            <w:color w:val="0000EE"/>
+            <w:u w:val="single"/>
+          </w:rPr>
+          <w:t xml:space="preserve">Amos 7:14 </w:t>
+        </w:r>
+      </w:hyperlink>
+      <w:r>
+        <w:rPr>
+          <w:lang w:val="en_US" w:bidi="en_US"/>
+        </w:rPr>
+        <w:t xml:space="preserve">gives another clue. Here Amos uses a different word for </w:t>
+      </w:r>
+      <w:r>
+        <w:rPr>
+          <w:i/>
+          <w:lang w:val="en_US" w:bidi="en_US"/>
+        </w:rPr>
+        <w:t>shepherd</w:t>
+      </w:r>
+      <w:r>
+        <w:rPr>
+          <w:lang w:val="en_US" w:bidi="en_US"/>
+        </w:rPr>
+        <w:t xml:space="preserve"> (</w:t>
+      </w:r>
+      <w:r>
+        <w:rPr>
+          <w:i/>
+          <w:lang w:val="en_US" w:bidi="en_US"/>
+        </w:rPr>
+        <w:t>boqer</w:t>
+      </w:r>
+      <w:r>
+        <w:rPr>
+          <w:lang w:val="en_US" w:bidi="en_US"/>
+        </w:rPr>
+        <w:t>, literally "herder"). This might mean that Amos owned cattle. If so, he may have had a good amount of wealth.</w:t>
+      </w:r>
+    </w:p>
+    <w:p>
+      <w:pPr/>
+      <w:r>
+        <w:rPr>
+          <w:lang w:val="en_US" w:bidi="en_US"/>
+        </w:rPr>
+      </w:r>
+      <w:r>
+        <w:rPr>
+          <w:lang w:val="en_US" w:bidi="en_US"/>
+        </w:rPr>
+        <w:t>Amos also describes himself as "a tender of sycamore-fig trees" (</w:t>
       </w:r>
       <w:hyperlink r:id="rId15">
         <w:r>
@@ -1291,51 +1704,46 @@
         <w:rPr>
           <w:lang w:val="en_US" w:bidi="en_US"/>
         </w:rPr>
-        <w:t xml:space="preserve">. Here Amos uses a different word for </w:t>
+        <w:t xml:space="preserve">). eople used the fruit from these trees as food for animals. The Hebrew word used here is </w:t>
       </w:r>
       <w:r>
         <w:rPr>
           <w:i/>
           <w:lang w:val="en_US" w:bidi="en_US"/>
         </w:rPr>
-        <w:t>shepherd</w:t>
-      </w:r>
-      <w:r>
-        <w:rPr>
-          <w:lang w:val="en_US" w:bidi="en_US"/>
-        </w:rPr>
-        <w:t xml:space="preserve"> (boqer; literally </w:t>
+        <w:t xml:space="preserve">boles </w:t>
+      </w:r>
+      <w:r>
+        <w:rPr>
+          <w:lang w:val="en_US" w:bidi="en_US"/>
+        </w:rPr>
+        <w:t>("one who cares for sycamore figs")</w:t>
       </w:r>
       <w:r>
         <w:rPr>
           <w:i/>
           <w:lang w:val="en_US" w:bidi="en_US"/>
         </w:rPr>
-        <w:t>herder</w:t>
-      </w:r>
-      <w:r>
-        <w:rPr>
-          <w:lang w:val="en_US" w:bidi="en_US"/>
-        </w:rPr>
-        <w:t>), perhaps indicating that he owned cattle, a sign of considerable wealth. Amos further describes himself as one who tends sycamore-fig trees (</w:t>
-      </w:r>
-      <w:hyperlink r:id="rId15">
-        <w:r>
-          <w:rPr>
-            <w:lang w:val="en_US" w:bidi="en_US"/>
-          </w:rPr>
-          <w:rPr>
-            <w:color w:val="0000EE"/>
-            <w:u w:val="single"/>
-          </w:rPr>
-          <w:t>7:14</w:t>
-        </w:r>
-      </w:hyperlink>
-      <w:r>
-        <w:rPr>
-          <w:lang w:val="en_US" w:bidi="en_US"/>
-        </w:rPr>
-        <w:t>), the fruit of which was used for animal fodder. The word that is used (boles) does not occur elsewhere, but in the context of a boqer, it may mean someone who raised sycamore-figs, rather than a worker who tended the orchards of others.</w:t>
+        <w:t>.</w:t>
+      </w:r>
+      <w:r>
+        <w:rPr>
+          <w:lang w:val="en_US" w:bidi="en_US"/>
+        </w:rPr>
+        <w:t xml:space="preserve"> This word does not appear anywhere else in the Bible. But because Amos also calls himself a </w:t>
+      </w:r>
+      <w:r>
+        <w:rPr>
+          <w:i/>
+          <w:lang w:val="en_US" w:bidi="en_US"/>
+        </w:rPr>
+        <w:t>boqer</w:t>
+      </w:r>
+      <w:r>
+        <w:rPr>
+          <w:lang w:val="en_US" w:bidi="en_US"/>
+        </w:rPr>
+        <w:t>, the word may mean that he raised sycamore figs. It may not mean that he worked in orchards owned by other people.</w:t>
       </w:r>
     </w:p>
     <w:p>
@@ -1349,7 +1757,7 @@
         <w:rPr>
           <w:lang w:val="en_US" w:bidi="en_US"/>
         </w:rPr>
-        <w:t>The emerging picture, then, is not one of a simple herder who tended the sheep and trees of others, but of an owner and manager of livestock and trees. This newer perspective on Amos harmonizes well with the contents of his prophecy. The book is written in excellent Judean Hebrew and shows a keen awareness of Israel’s heritage as well as its contemporary political and economic circumstances.</w:t>
+        <w:t>This new view does not picture Amos as a simple herder who cared for another person’s sheep and trees. Instead, Amos may have owned and managed animals and trees. This view also fits the book of Amos well. The book is written in strong Judean Hebrew. It also shows that Amos understood Israel’s history, politics, and economy in his own time.</w:t>
       </w:r>
     </w:p>
     <w:p>
@@ -1374,7 +1782,7 @@
         <w:rPr>
           <w:lang w:val="en_US" w:bidi="en_US"/>
         </w:rPr>
-        <w:t xml:space="preserve">Moses had depicted God as ethical and as caring deeply for the powerless (see, e.g., </w:t>
+        <w:t xml:space="preserve">Moses showed that God is just and deeply cares for weak and poor people (see, for example, </w:t>
       </w:r>
       <w:hyperlink r:id="rId56">
         <w:r>
@@ -1385,14 +1793,14 @@
             <w:color w:val="0000EE"/>
             <w:u w:val="single"/>
           </w:rPr>
-          <w:t>Deut 24:10–22</w:t>
+          <w:t>Deuteronomy 24:10–22</w:t>
         </w:r>
       </w:hyperlink>
       <w:r>
         <w:rPr>
           <w:lang w:val="en_US" w:bidi="en_US"/>
         </w:rPr>
-        <w:t>). But Israel’s apostasy and moral corruption permitted oppression of the poor and powerless. Material prosperity erroneously came to be seen as a sign of God’s favor, and the people prized appearances over substance. This violated God’s requirements for a holy people.</w:t>
+        <w:t>). But Israel turned away from God and became morally corrupt. This allowed powerful people to oppress the poor and weak. The people wrongly began to see wealth as a sign that God approved of them. They cared more about how they looked than about true obedience. This went against God’s call for his people to be holy.</w:t>
       </w:r>
     </w:p>
     <w:p>
@@ -1406,25 +1814,7 @@
         <w:rPr>
           <w:lang w:val="en_US" w:bidi="en_US"/>
         </w:rPr>
-        <w:t>Proper worship of the true God leads to ethical behavior toward others. But corrupt worship and theology will corrupt human relationships. Theology yields morality, right worship yields good works, and faith yields practical change. Morality cannot be defined simply as personal purity or integrity; it also includes social obligations born of the conviction that all human life is God’s creation and bears his image (</w:t>
-      </w:r>
-      <w:hyperlink r:id="rId57">
-        <w:r>
-          <w:rPr>
-            <w:lang w:val="en_US" w:bidi="en_US"/>
-          </w:rPr>
-          <w:rPr>
-            <w:color w:val="0000EE"/>
-            <w:u w:val="single"/>
-          </w:rPr>
-          <w:t>Gen 1:26–27</w:t>
-        </w:r>
-      </w:hyperlink>
-      <w:r>
-        <w:rPr>
-          <w:lang w:val="en_US" w:bidi="en_US"/>
-        </w:rPr>
-        <w:t>). Service to God is expressed through service to his creatures.</w:t>
+        <w:t>True worship of the true God leads people to treat others rightly. But false worship and false beliefs damage human relationships. What people believe about God shapes how they live. Right worship leads to good works. Faith should lead to real change.</w:t>
       </w:r>
     </w:p>
     <w:p>
@@ -1438,7 +1828,39 @@
         <w:rPr>
           <w:lang w:val="en_US" w:bidi="en_US"/>
         </w:rPr>
-        <w:t>Because this cry for humane treatment of the downtrodden applies to all people in every generation, Amos has inspired some great social reformers. For example, Dr. Martin Luther King Jr. used these denunciations and exhortations in his own preaching as a stimulus for the American civil rights movement of the 1950s and 1960s.</w:t>
+        <w:t>Morality is not only about personal purity or honesty. It also includes how we treat other people. This is because every human life is made by God and bears his image (</w:t>
+      </w:r>
+      <w:hyperlink r:id="rId57">
+        <w:r>
+          <w:rPr>
+            <w:lang w:val="en_US" w:bidi="en_US"/>
+          </w:rPr>
+          <w:rPr>
+            <w:color w:val="0000EE"/>
+            <w:u w:val="single"/>
+          </w:rPr>
+          <w:t>Genesis 1:26–27</w:t>
+        </w:r>
+      </w:hyperlink>
+      <w:r>
+        <w:rPr>
+          <w:lang w:val="en_US" w:bidi="en_US"/>
+        </w:rPr>
+        <w:t>). We serve God by serving the people and creatures he has made.</w:t>
+      </w:r>
+    </w:p>
+    <w:p>
+      <w:pPr/>
+      <w:r>
+        <w:rPr>
+          <w:lang w:val="en_US" w:bidi="en_US"/>
+        </w:rPr>
+      </w:r>
+      <w:r>
+        <w:rPr>
+          <w:lang w:val="en_US" w:bidi="en_US"/>
+        </w:rPr>
+        <w:t>Amos called people in every generation to treat weak and suffering people with care. For this reason, his words have inspired many social reformers. For example, Martin Luther King Jr. used Amos’s warnings and calls to justice in his preaching. His preaching helped support the American civil rights movement in the 1950s and 1960s.</w:t>
       </w:r>
       <w:r>
         <w:rPr>

--- a/eng/docx/30.content.docx
+++ b/eng/docx/30.content.docx
@@ -19,7 +19,7 @@
         <w:rPr>
           <w:lang w:val="en_US" w:bidi="en_US"/>
         </w:rPr>
-        <w:t>Resource: Tyndale Open Study Notes</w:t>
+        <w:t>Resource: Aquifer Open Study Notes (Book Intros)</w:t>
       </w:r>
       <w:r>
         <w:rPr>
@@ -112,7 +112,7 @@
         <w:rPr>
           <w:lang w:val="en_US" w:bidi="en_US"/>
         </w:rPr>
-        <w:t>Tyndale Open Study Notes</w:t>
+        <w:t>Aquifer Open Study Notes (Book Intros)</w:t>
       </w:r>
     </w:p>
     <w:p>

--- a/eng/docx/30.content.docx
+++ b/eng/docx/30.content.docx
@@ -245,36 +245,24 @@
         </w:rPr>
         <w:t>" (</w:t>
       </w:r>
-      <w:hyperlink r:id="rId13">
-        <w:r>
-          <w:rPr>
-            <w:lang w:val="en_US" w:bidi="en_US"/>
-          </w:rPr>
-          <w:rPr>
-            <w:color w:val="0000EE"/>
-            <w:u w:val="single"/>
-          </w:rPr>
-          <w:t>Amos 4:12</w:t>
-        </w:r>
-      </w:hyperlink>
+      <w:r>
+        <w:rPr>
+          <w:lang w:val="en_US" w:bidi="en_US"/>
+        </w:rPr>
+        <w:t>Amos 4:12</w:t>
+      </w:r>
       <w:r>
         <w:rPr>
           <w:lang w:val="en_US" w:bidi="en_US"/>
         </w:rPr>
         <w:t>). He also warned the rich people who treated the poor unfairly. He said that justice should flow "like an ever-flowing stream" (</w:t>
       </w:r>
-      <w:hyperlink r:id="rId14">
-        <w:r>
-          <w:rPr>
-            <w:lang w:val="en_US" w:bidi="en_US"/>
-          </w:rPr>
-          <w:rPr>
-            <w:color w:val="0000EE"/>
-            <w:u w:val="single"/>
-          </w:rPr>
-          <w:t>5:24</w:t>
-        </w:r>
-      </w:hyperlink>
+      <w:r>
+        <w:rPr>
+          <w:lang w:val="en_US" w:bidi="en_US"/>
+        </w:rPr>
+        <w:t>5:24</w:t>
+      </w:r>
       <w:r>
         <w:rPr>
           <w:lang w:val="en_US" w:bidi="en_US"/>
@@ -295,54 +283,36 @@
         </w:rPr>
         <w:t>Why did this shepherd from Tekoa go to Bethel to speak such strong words of judgment? Amos was not a prophet by trade (</w:t>
       </w:r>
-      <w:hyperlink r:id="rId15">
-        <w:r>
-          <w:rPr>
-            <w:lang w:val="en_US" w:bidi="en_US"/>
-          </w:rPr>
-          <w:rPr>
-            <w:color w:val="0000EE"/>
-            <w:u w:val="single"/>
-          </w:rPr>
-          <w:t>7:14</w:t>
-        </w:r>
-      </w:hyperlink>
+      <w:r>
+        <w:rPr>
+          <w:lang w:val="en_US" w:bidi="en_US"/>
+        </w:rPr>
+        <w:t>7:14</w:t>
+      </w:r>
       <w:r>
         <w:rPr>
           <w:lang w:val="en_US" w:bidi="en_US"/>
         </w:rPr>
         <w:t>). God called him to speak. Amos describes God’s voice as a "roar" (</w:t>
       </w:r>
-      <w:hyperlink r:id="rId16">
-        <w:r>
-          <w:rPr>
-            <w:lang w:val="en_US" w:bidi="en_US"/>
-          </w:rPr>
-          <w:rPr>
-            <w:color w:val="0000EE"/>
-            <w:u w:val="single"/>
-          </w:rPr>
-          <w:t>1:2</w:t>
-        </w:r>
-      </w:hyperlink>
+      <w:r>
+        <w:rPr>
+          <w:lang w:val="en_US" w:bidi="en_US"/>
+        </w:rPr>
+        <w:t>1:2</w:t>
+      </w:r>
       <w:r>
         <w:rPr>
           <w:lang w:val="en_US" w:bidi="en_US"/>
         </w:rPr>
         <w:t xml:space="preserve">; </w:t>
       </w:r>
-      <w:hyperlink r:id="rId17">
-        <w:r>
-          <w:rPr>
-            <w:lang w:val="en_US" w:bidi="en_US"/>
-          </w:rPr>
-          <w:rPr>
-            <w:color w:val="0000EE"/>
-            <w:u w:val="single"/>
-          </w:rPr>
-          <w:t>3:8</w:t>
-        </w:r>
-      </w:hyperlink>
+      <w:r>
+        <w:rPr>
+          <w:lang w:val="en_US" w:bidi="en_US"/>
+        </w:rPr>
+        <w:t>3:8</w:t>
+      </w:r>
       <w:r>
         <w:rPr>
           <w:lang w:val="en_US" w:bidi="en_US"/>
@@ -388,36 +358,24 @@
         </w:rPr>
         <w:t>Jeroboam I was the first king of the northern kingdom. He did not want his people to go south to Jerusalem to worship. So he built places of worship at Dan and Bethel. He used images of young bulls to represent the Lord. This was like what Israel had done earlier at Mount Sinai (</w:t>
       </w:r>
-      <w:hyperlink r:id="rId18">
-        <w:r>
-          <w:rPr>
-            <w:lang w:val="en_US" w:bidi="en_US"/>
-          </w:rPr>
-          <w:rPr>
-            <w:color w:val="0000EE"/>
-            <w:u w:val="single"/>
-          </w:rPr>
-          <w:t>Exodus 32</w:t>
-        </w:r>
-      </w:hyperlink>
+      <w:r>
+        <w:rPr>
+          <w:lang w:val="en_US" w:bidi="en_US"/>
+        </w:rPr>
+        <w:t>Exodus 32</w:t>
+      </w:r>
       <w:r>
         <w:rPr>
           <w:lang w:val="en_US" w:bidi="en_US"/>
         </w:rPr>
         <w:t xml:space="preserve">; </w:t>
       </w:r>
-      <w:hyperlink r:id="rId19">
-        <w:r>
-          <w:rPr>
-            <w:lang w:val="en_US" w:bidi="en_US"/>
-          </w:rPr>
-          <w:rPr>
-            <w:color w:val="0000EE"/>
-            <w:u w:val="single"/>
-          </w:rPr>
-          <w:t>1 Kings 12:25–33</w:t>
-        </w:r>
-      </w:hyperlink>
+      <w:r>
+        <w:rPr>
+          <w:lang w:val="en_US" w:bidi="en_US"/>
+        </w:rPr>
+        <w:t>1 Kings 12:25–33</w:t>
+      </w:r>
       <w:r>
         <w:rPr>
           <w:lang w:val="en_US" w:bidi="en_US"/>
@@ -452,18 +410,12 @@
         </w:rPr>
         <w:t>Jeroboam I built places of worship with calf images at Dan and Bethel (</w:t>
       </w:r>
-      <w:hyperlink r:id="rId20">
-        <w:r>
-          <w:rPr>
-            <w:lang w:val="en_US" w:bidi="en_US"/>
-          </w:rPr>
-          <w:rPr>
-            <w:color w:val="0000EE"/>
-            <w:u w:val="single"/>
-          </w:rPr>
-          <w:t>1 Kings 12:29</w:t>
-        </w:r>
-      </w:hyperlink>
+      <w:r>
+        <w:rPr>
+          <w:lang w:val="en_US" w:bidi="en_US"/>
+        </w:rPr>
+        <w:t>1 Kings 12:29</w:t>
+      </w:r>
       <w:r>
         <w:rPr>
           <w:lang w:val="en_US" w:bidi="en_US"/>
@@ -498,36 +450,24 @@
         </w:rPr>
         <w:t>Elijah challenged the priests of Baal on Mount Carmel because the people were trying to worship both Yahweh and Baal. Elijah told them they had to choose one or the other (</w:t>
       </w:r>
-      <w:hyperlink r:id="rId21">
-        <w:r>
-          <w:rPr>
-            <w:lang w:val="en_US" w:bidi="en_US"/>
-          </w:rPr>
-          <w:rPr>
-            <w:color w:val="0000EE"/>
-            <w:u w:val="single"/>
-          </w:rPr>
-          <w:t>1 Kings 18:21</w:t>
-        </w:r>
-      </w:hyperlink>
+      <w:r>
+        <w:rPr>
+          <w:lang w:val="en_US" w:bidi="en_US"/>
+        </w:rPr>
+        <w:t>1 Kings 18:21</w:t>
+      </w:r>
       <w:r>
         <w:rPr>
           <w:lang w:val="en_US" w:bidi="en_US"/>
         </w:rPr>
         <w:t xml:space="preserve">, </w:t>
       </w:r>
-      <w:hyperlink r:id="rId22">
-        <w:r>
-          <w:rPr>
-            <w:lang w:val="en_US" w:bidi="en_US"/>
-          </w:rPr>
-          <w:rPr>
-            <w:color w:val="0000EE"/>
-            <w:u w:val="single"/>
-          </w:rPr>
-          <w:t>24</w:t>
-        </w:r>
-      </w:hyperlink>
+      <w:r>
+        <w:rPr>
+          <w:lang w:val="en_US" w:bidi="en_US"/>
+        </w:rPr>
+        <w:t>24</w:t>
+      </w:r>
       <w:r>
         <w:rPr>
           <w:lang w:val="en_US" w:bidi="en_US"/>
@@ -562,54 +502,36 @@
         </w:rPr>
         <w:t>As a result, both kingdoms became stronger. They took back some land they had lost to Aram (</w:t>
       </w:r>
-      <w:hyperlink r:id="rId23">
-        <w:r>
-          <w:rPr>
-            <w:lang w:val="en_US" w:bidi="en_US"/>
-          </w:rPr>
-          <w:rPr>
-            <w:color w:val="0000EE"/>
-            <w:u w:val="single"/>
-          </w:rPr>
-          <w:t>2 Kings 14:23–29</w:t>
-        </w:r>
-      </w:hyperlink>
+      <w:r>
+        <w:rPr>
+          <w:lang w:val="en_US" w:bidi="en_US"/>
+        </w:rPr>
+        <w:t>2 Kings 14:23–29</w:t>
+      </w:r>
       <w:r>
         <w:rPr>
           <w:lang w:val="en_US" w:bidi="en_US"/>
         </w:rPr>
         <w:t xml:space="preserve">; </w:t>
       </w:r>
-      <w:hyperlink r:id="rId24">
-        <w:r>
-          <w:rPr>
-            <w:lang w:val="en_US" w:bidi="en_US"/>
-          </w:rPr>
-          <w:rPr>
-            <w:color w:val="0000EE"/>
-            <w:u w:val="single"/>
-          </w:rPr>
-          <w:t>15:1–7</w:t>
-        </w:r>
-      </w:hyperlink>
+      <w:r>
+        <w:rPr>
+          <w:lang w:val="en_US" w:bidi="en_US"/>
+        </w:rPr>
+        <w:t>15:1–7</w:t>
+      </w:r>
       <w:r>
         <w:rPr>
           <w:lang w:val="en_US" w:bidi="en_US"/>
         </w:rPr>
         <w:t xml:space="preserve">; </w:t>
       </w:r>
-      <w:hyperlink r:id="rId25">
-        <w:r>
-          <w:rPr>
-            <w:lang w:val="en_US" w:bidi="en_US"/>
-          </w:rPr>
-          <w:rPr>
-            <w:color w:val="0000EE"/>
-            <w:u w:val="single"/>
-          </w:rPr>
-          <w:t>2 Chronicles 26:1–23</w:t>
-        </w:r>
-      </w:hyperlink>
+      <w:r>
+        <w:rPr>
+          <w:lang w:val="en_US" w:bidi="en_US"/>
+        </w:rPr>
+        <w:t>2 Chronicles 26:1–23</w:t>
+      </w:r>
       <w:r>
         <w:rPr>
           <w:lang w:val="en_US" w:bidi="en_US"/>
@@ -669,36 +591,24 @@
         </w:rPr>
         <w:t>After a short introduction (</w:t>
       </w:r>
-      <w:hyperlink r:id="rId26">
-        <w:r>
-          <w:rPr>
-            <w:lang w:val="en_US" w:bidi="en_US"/>
-          </w:rPr>
-          <w:rPr>
-            <w:color w:val="0000EE"/>
-            <w:u w:val="single"/>
-          </w:rPr>
-          <w:t>Amos 1:1–2</w:t>
-        </w:r>
-      </w:hyperlink>
+      <w:r>
+        <w:rPr>
+          <w:lang w:val="en_US" w:bidi="en_US"/>
+        </w:rPr>
+        <w:t>Amos 1:1–2</w:t>
+      </w:r>
       <w:r>
         <w:rPr>
           <w:lang w:val="en_US" w:bidi="en_US"/>
         </w:rPr>
         <w:t>), the first part of the book gives eight charges against sin (</w:t>
       </w:r>
-      <w:hyperlink r:id="rId27">
-        <w:r>
-          <w:rPr>
-            <w:lang w:val="en_US" w:bidi="en_US"/>
-          </w:rPr>
-          <w:rPr>
-            <w:color w:val="0000EE"/>
-            <w:u w:val="single"/>
-          </w:rPr>
-          <w:t>1:3–2:16</w:t>
-        </w:r>
-      </w:hyperlink>
+      <w:r>
+        <w:rPr>
+          <w:lang w:val="en_US" w:bidi="en_US"/>
+        </w:rPr>
+        <w:t>1:3–2:16</w:t>
+      </w:r>
       <w:r>
         <w:rPr>
           <w:lang w:val="en_US" w:bidi="en_US"/>
@@ -719,18 +629,12 @@
         </w:rPr>
         <w:t>Then Amos says, “The people of Israel, too, have sinned.” The next part of the book has three prophetic messages (</w:t>
       </w:r>
-      <w:hyperlink r:id="rId28">
-        <w:r>
-          <w:rPr>
-            <w:lang w:val="en_US" w:bidi="en_US"/>
-          </w:rPr>
-          <w:rPr>
-            <w:color w:val="0000EE"/>
-            <w:u w:val="single"/>
-          </w:rPr>
-          <w:t>3:1–5:17</w:t>
-        </w:r>
-      </w:hyperlink>
+      <w:r>
+        <w:rPr>
+          <w:lang w:val="en_US" w:bidi="en_US"/>
+        </w:rPr>
+        <w:t>3:1–5:17</w:t>
+      </w:r>
       <w:r>
         <w:rPr>
           <w:lang w:val="en_US" w:bidi="en_US"/>
@@ -751,54 +655,36 @@
         </w:rPr>
         <w:t>The first message says that Israel misused its special place as God’s chosen people (</w:t>
       </w:r>
-      <w:hyperlink r:id="rId29">
-        <w:r>
-          <w:rPr>
-            <w:lang w:val="en_US" w:bidi="en_US"/>
-          </w:rPr>
-          <w:rPr>
-            <w:color w:val="0000EE"/>
-            <w:u w:val="single"/>
-          </w:rPr>
-          <w:t>3:1–2</w:t>
-        </w:r>
-      </w:hyperlink>
+      <w:r>
+        <w:rPr>
+          <w:lang w:val="en_US" w:bidi="en_US"/>
+        </w:rPr>
+        <w:t>3:1–2</w:t>
+      </w:r>
       <w:r>
         <w:rPr>
           <w:lang w:val="en_US" w:bidi="en_US"/>
         </w:rPr>
         <w:t>). The second message accuses Israel’s wealthy people of living for pleasure while they hurt the poor (</w:t>
       </w:r>
-      <w:hyperlink r:id="rId30">
-        <w:r>
-          <w:rPr>
-            <w:lang w:val="en_US" w:bidi="en_US"/>
-          </w:rPr>
-          <w:rPr>
-            <w:color w:val="0000EE"/>
-            <w:u w:val="single"/>
-          </w:rPr>
-          <w:t>4:1–3</w:t>
-        </w:r>
-      </w:hyperlink>
+      <w:r>
+        <w:rPr>
+          <w:lang w:val="en_US" w:bidi="en_US"/>
+        </w:rPr>
+        <w:t>4:1–3</w:t>
+      </w:r>
       <w:r>
         <w:rPr>
           <w:lang w:val="en_US" w:bidi="en_US"/>
         </w:rPr>
         <w:t>). The third message is like a funeral song. It speaks of the coming death of the nation (</w:t>
       </w:r>
-      <w:hyperlink r:id="rId31">
-        <w:r>
-          <w:rPr>
-            <w:lang w:val="en_US" w:bidi="en_US"/>
-          </w:rPr>
-          <w:rPr>
-            <w:color w:val="0000EE"/>
-            <w:u w:val="single"/>
-          </w:rPr>
-          <w:t>5:1–2</w:t>
-        </w:r>
-      </w:hyperlink>
+      <w:r>
+        <w:rPr>
+          <w:lang w:val="en_US" w:bidi="en_US"/>
+        </w:rPr>
+        <w:t>5:1–2</w:t>
+      </w:r>
       <w:r>
         <w:rPr>
           <w:lang w:val="en_US" w:bidi="en_US"/>
@@ -837,18 +723,12 @@
         </w:rPr>
         <w:t>He asks strong questions (</w:t>
       </w:r>
-      <w:hyperlink r:id="rId32">
-        <w:r>
-          <w:rPr>
-            <w:lang w:val="en_US" w:bidi="en_US"/>
-          </w:rPr>
-          <w:rPr>
-            <w:color w:val="0000EE"/>
-            <w:u w:val="single"/>
-          </w:rPr>
-          <w:t>3:3–6</w:t>
-        </w:r>
-      </w:hyperlink>
+      <w:r>
+        <w:rPr>
+          <w:lang w:val="en_US" w:bidi="en_US"/>
+        </w:rPr>
+        <w:t>3:3–6</w:t>
+      </w:r>
       <w:r>
         <w:rPr>
           <w:lang w:val="en_US" w:bidi="en_US"/>
@@ -873,36 +753,24 @@
         </w:rPr>
         <w:t>He uses metaphors from his life as a shepherd (</w:t>
       </w:r>
-      <w:hyperlink r:id="rId17">
-        <w:r>
-          <w:rPr>
-            <w:lang w:val="en_US" w:bidi="en_US"/>
-          </w:rPr>
-          <w:rPr>
-            <w:color w:val="0000EE"/>
-            <w:u w:val="single"/>
-          </w:rPr>
-          <w:t>3:8</w:t>
-        </w:r>
-      </w:hyperlink>
+      <w:r>
+        <w:rPr>
+          <w:lang w:val="en_US" w:bidi="en_US"/>
+        </w:rPr>
+        <w:t>3:8</w:t>
+      </w:r>
       <w:r>
         <w:rPr>
           <w:lang w:val="en_US" w:bidi="en_US"/>
         </w:rPr>
         <w:t xml:space="preserve">, </w:t>
       </w:r>
-      <w:hyperlink r:id="rId33">
-        <w:r>
-          <w:rPr>
-            <w:lang w:val="en_US" w:bidi="en_US"/>
-          </w:rPr>
-          <w:rPr>
-            <w:color w:val="0000EE"/>
-            <w:u w:val="single"/>
-          </w:rPr>
-          <w:t>12</w:t>
-        </w:r>
-      </w:hyperlink>
+      <w:r>
+        <w:rPr>
+          <w:lang w:val="en_US" w:bidi="en_US"/>
+        </w:rPr>
+        <w:t>12</w:t>
+      </w:r>
       <w:r>
         <w:rPr>
           <w:lang w:val="en_US" w:bidi="en_US"/>
@@ -927,18 +795,12 @@
         </w:rPr>
         <w:t>He speaks with sharp irony, saying the opposite of what he means to show Israel’s sin (</w:t>
       </w:r>
-      <w:hyperlink r:id="rId34">
-        <w:r>
-          <w:rPr>
-            <w:lang w:val="en_US" w:bidi="en_US"/>
-          </w:rPr>
-          <w:rPr>
-            <w:color w:val="0000EE"/>
-            <w:u w:val="single"/>
-          </w:rPr>
-          <w:t>4:4–5</w:t>
-        </w:r>
-      </w:hyperlink>
+      <w:r>
+        <w:rPr>
+          <w:lang w:val="en_US" w:bidi="en_US"/>
+        </w:rPr>
+        <w:t>4:4–5</w:t>
+      </w:r>
       <w:r>
         <w:rPr>
           <w:lang w:val="en_US" w:bidi="en_US"/>
@@ -963,18 +825,12 @@
         </w:rPr>
         <w:t>He reminds Israel of its past (</w:t>
       </w:r>
-      <w:hyperlink r:id="rId35">
-        <w:r>
-          <w:rPr>
-            <w:lang w:val="en_US" w:bidi="en_US"/>
-          </w:rPr>
-          <w:rPr>
-            <w:color w:val="0000EE"/>
-            <w:u w:val="single"/>
-          </w:rPr>
-          <w:t>4:6–11</w:t>
-        </w:r>
-      </w:hyperlink>
+      <w:r>
+        <w:rPr>
+          <w:lang w:val="en_US" w:bidi="en_US"/>
+        </w:rPr>
+        <w:t>4:6–11</w:t>
+      </w:r>
       <w:r>
         <w:rPr>
           <w:lang w:val="en_US" w:bidi="en_US"/>
@@ -999,36 +855,24 @@
         </w:rPr>
         <w:t>He includes parts of songs that praise God (</w:t>
       </w:r>
-      <w:hyperlink r:id="rId36">
-        <w:r>
-          <w:rPr>
-            <w:lang w:val="en_US" w:bidi="en_US"/>
-          </w:rPr>
-          <w:rPr>
-            <w:color w:val="0000EE"/>
-            <w:u w:val="single"/>
-          </w:rPr>
-          <w:t>4:13</w:t>
-        </w:r>
-      </w:hyperlink>
+      <w:r>
+        <w:rPr>
+          <w:lang w:val="en_US" w:bidi="en_US"/>
+        </w:rPr>
+        <w:t>4:13</w:t>
+      </w:r>
       <w:r>
         <w:rPr>
           <w:lang w:val="en_US" w:bidi="en_US"/>
         </w:rPr>
         <w:t xml:space="preserve">; </w:t>
       </w:r>
-      <w:hyperlink r:id="rId37">
-        <w:r>
-          <w:rPr>
-            <w:lang w:val="en_US" w:bidi="en_US"/>
-          </w:rPr>
-          <w:rPr>
-            <w:color w:val="0000EE"/>
-            <w:u w:val="single"/>
-          </w:rPr>
-          <w:t>5:8–9</w:t>
-        </w:r>
-      </w:hyperlink>
+      <w:r>
+        <w:rPr>
+          <w:lang w:val="en_US" w:bidi="en_US"/>
+        </w:rPr>
+        <w:t>5:8–9</w:t>
+      </w:r>
       <w:r>
         <w:rPr>
           <w:lang w:val="en_US" w:bidi="en_US"/>
@@ -1053,18 +897,12 @@
         </w:rPr>
         <w:t>He uses wordplay (</w:t>
       </w:r>
-      <w:hyperlink r:id="rId38">
-        <w:r>
-          <w:rPr>
-            <w:lang w:val="en_US" w:bidi="en_US"/>
-          </w:rPr>
-          <w:rPr>
-            <w:color w:val="0000EE"/>
-            <w:u w:val="single"/>
-          </w:rPr>
-          <w:t>5:5</w:t>
-        </w:r>
-      </w:hyperlink>
+      <w:r>
+        <w:rPr>
+          <w:lang w:val="en_US" w:bidi="en_US"/>
+        </w:rPr>
+        <w:t>5:5</w:t>
+      </w:r>
       <w:r>
         <w:rPr>
           <w:lang w:val="en_US" w:bidi="en_US"/>
@@ -1121,54 +959,36 @@
         </w:rPr>
         <w:t>The third part of Amos has two prophetic messages of woe (</w:t>
       </w:r>
-      <w:hyperlink r:id="rId39">
-        <w:r>
-          <w:rPr>
-            <w:lang w:val="en_US" w:bidi="en_US"/>
-          </w:rPr>
-          <w:rPr>
-            <w:color w:val="0000EE"/>
-            <w:u w:val="single"/>
-          </w:rPr>
-          <w:t>5:18–6:14</w:t>
-        </w:r>
-      </w:hyperlink>
+      <w:r>
+        <w:rPr>
+          <w:lang w:val="en_US" w:bidi="en_US"/>
+        </w:rPr>
+        <w:t>5:18–6:14</w:t>
+      </w:r>
       <w:r>
         <w:rPr>
           <w:lang w:val="en_US" w:bidi="en_US"/>
         </w:rPr>
         <w:t>). A message of woe warns people that judgment is coming. The first message warns people who talk about the day of the Lord as good news for Israel. They think God will make Israel strong again. But Amos says that day will bring judgment, not safety (</w:t>
       </w:r>
-      <w:hyperlink r:id="rId40">
-        <w:r>
-          <w:rPr>
-            <w:lang w:val="en_US" w:bidi="en_US"/>
-          </w:rPr>
-          <w:rPr>
-            <w:color w:val="0000EE"/>
-            <w:u w:val="single"/>
-          </w:rPr>
-          <w:t>5:18–27</w:t>
-        </w:r>
-      </w:hyperlink>
+      <w:r>
+        <w:rPr>
+          <w:lang w:val="en_US" w:bidi="en_US"/>
+        </w:rPr>
+        <w:t>5:18–27</w:t>
+      </w:r>
       <w:r>
         <w:rPr>
           <w:lang w:val="en_US" w:bidi="en_US"/>
         </w:rPr>
         <w:t>). The second message warns people who trust in their wealth, houses, or strong cities to save them (</w:t>
       </w:r>
-      <w:hyperlink r:id="rId41">
-        <w:r>
-          <w:rPr>
-            <w:lang w:val="en_US" w:bidi="en_US"/>
-          </w:rPr>
-          <w:rPr>
-            <w:color w:val="0000EE"/>
-            <w:u w:val="single"/>
-          </w:rPr>
-          <w:t>6:1–14</w:t>
-        </w:r>
-      </w:hyperlink>
+      <w:r>
+        <w:rPr>
+          <w:lang w:val="en_US" w:bidi="en_US"/>
+        </w:rPr>
+        <w:t>6:1–14</w:t>
+      </w:r>
       <w:r>
         <w:rPr>
           <w:lang w:val="en_US" w:bidi="en_US"/>
@@ -1189,108 +1009,72 @@
         </w:rPr>
         <w:t>The fourth part of the book includes five prophetic messages based on visions (</w:t>
       </w:r>
-      <w:hyperlink r:id="rId42">
-        <w:r>
-          <w:rPr>
-            <w:lang w:val="en_US" w:bidi="en_US"/>
-          </w:rPr>
-          <w:rPr>
-            <w:color w:val="0000EE"/>
-            <w:u w:val="single"/>
-          </w:rPr>
-          <w:t>7:1–9:10</w:t>
-        </w:r>
-      </w:hyperlink>
+      <w:r>
+        <w:rPr>
+          <w:lang w:val="en_US" w:bidi="en_US"/>
+        </w:rPr>
+        <w:t>7:1–9:10</w:t>
+      </w:r>
       <w:r>
         <w:rPr>
           <w:lang w:val="en_US" w:bidi="en_US"/>
         </w:rPr>
         <w:t>). A vision is something God shows a prophet. Amos first describes two judgments that God would stop (</w:t>
       </w:r>
-      <w:hyperlink r:id="rId43">
-        <w:r>
-          <w:rPr>
-            <w:lang w:val="en_US" w:bidi="en_US"/>
-          </w:rPr>
-          <w:rPr>
-            <w:color w:val="0000EE"/>
-            <w:u w:val="single"/>
-          </w:rPr>
-          <w:t>7:1–6</w:t>
-        </w:r>
-      </w:hyperlink>
+      <w:r>
+        <w:rPr>
+          <w:lang w:val="en_US" w:bidi="en_US"/>
+        </w:rPr>
+        <w:t>7:1–6</w:t>
+      </w:r>
       <w:r>
         <w:rPr>
           <w:lang w:val="en_US" w:bidi="en_US"/>
         </w:rPr>
         <w:t>). These visions may have helped his hearers listen to him. Then Amos gives two visions of judgments that God would not stop (</w:t>
       </w:r>
-      <w:hyperlink r:id="rId44">
-        <w:r>
-          <w:rPr>
-            <w:lang w:val="en_US" w:bidi="en_US"/>
-          </w:rPr>
-          <w:rPr>
-            <w:color w:val="0000EE"/>
-            <w:u w:val="single"/>
-          </w:rPr>
-          <w:t>7:7–9</w:t>
-        </w:r>
-      </w:hyperlink>
+      <w:r>
+        <w:rPr>
+          <w:lang w:val="en_US" w:bidi="en_US"/>
+        </w:rPr>
+        <w:t>7:7–9</w:t>
+      </w:r>
       <w:r>
         <w:rPr>
           <w:lang w:val="en_US" w:bidi="en_US"/>
         </w:rPr>
         <w:t xml:space="preserve">; </w:t>
       </w:r>
-      <w:hyperlink r:id="rId45">
-        <w:r>
-          <w:rPr>
-            <w:lang w:val="en_US" w:bidi="en_US"/>
-          </w:rPr>
-          <w:rPr>
-            <w:color w:val="0000EE"/>
-            <w:u w:val="single"/>
-          </w:rPr>
-          <w:t>8:1–3</w:t>
-        </w:r>
-      </w:hyperlink>
+      <w:r>
+        <w:rPr>
+          <w:lang w:val="en_US" w:bidi="en_US"/>
+        </w:rPr>
+        <w:t>8:1–3</w:t>
+      </w:r>
       <w:r>
         <w:rPr>
           <w:lang w:val="en_US" w:bidi="en_US"/>
         </w:rPr>
         <w:t>). Between these visions, the book tells a short story from Amos’s life (</w:t>
       </w:r>
-      <w:hyperlink r:id="rId46">
-        <w:r>
-          <w:rPr>
-            <w:lang w:val="en_US" w:bidi="en_US"/>
-          </w:rPr>
-          <w:rPr>
-            <w:color w:val="0000EE"/>
-            <w:u w:val="single"/>
-          </w:rPr>
-          <w:t>7:10–17</w:t>
-        </w:r>
-      </w:hyperlink>
+      <w:r>
+        <w:rPr>
+          <w:lang w:val="en_US" w:bidi="en_US"/>
+        </w:rPr>
+        <w:t>7:10–17</w:t>
+      </w:r>
       <w:r>
         <w:rPr>
           <w:lang w:val="en_US" w:bidi="en_US"/>
         </w:rPr>
         <w:t>). The final vision shows the complete destruction of Israel and its religious system (</w:t>
       </w:r>
-      <w:hyperlink r:id="rId47">
-        <w:r>
-          <w:rPr>
-            <w:lang w:val="en_US" w:bidi="en_US"/>
-          </w:rPr>
-          <w:rPr>
-            <w:color w:val="0000EE"/>
-            <w:u w:val="single"/>
-          </w:rPr>
-          <w:t>9:1–10</w:t>
-        </w:r>
-      </w:hyperlink>
+      <w:r>
+        <w:rPr>
+          <w:lang w:val="en_US" w:bidi="en_US"/>
+        </w:rPr>
+        <w:t>9:1–10</w:t>
+      </w:r>
       <w:r>
         <w:rPr>
           <w:lang w:val="en_US" w:bidi="en_US"/>
@@ -1311,18 +1095,12 @@
         </w:rPr>
         <w:t>Finally, Amos promises that better days will come (</w:t>
       </w:r>
-      <w:hyperlink r:id="rId48">
-        <w:r>
-          <w:rPr>
-            <w:lang w:val="en_US" w:bidi="en_US"/>
-          </w:rPr>
-          <w:rPr>
-            <w:color w:val="0000EE"/>
-            <w:u w:val="single"/>
-          </w:rPr>
-          <w:t>9:11–15</w:t>
-        </w:r>
-      </w:hyperlink>
+      <w:r>
+        <w:rPr>
+          <w:lang w:val="en_US" w:bidi="en_US"/>
+        </w:rPr>
+        <w:t>9:11–15</w:t>
+      </w:r>
       <w:r>
         <w:rPr>
           <w:lang w:val="en_US" w:bidi="en_US"/>
@@ -1354,36 +1132,24 @@
         </w:rPr>
         <w:t>Amos’s ministry was short. It may have lasted only one year. He spoke at Bethel, the royal place of worship in the northern kingdom (</w:t>
       </w:r>
-      <w:hyperlink r:id="rId49">
-        <w:r>
-          <w:rPr>
-            <w:lang w:val="en_US" w:bidi="en_US"/>
-          </w:rPr>
-          <w:rPr>
-            <w:color w:val="0000EE"/>
-            <w:u w:val="single"/>
-          </w:rPr>
-          <w:t>Amos 7:13</w:t>
-        </w:r>
-      </w:hyperlink>
+      <w:r>
+        <w:rPr>
+          <w:lang w:val="en_US" w:bidi="en_US"/>
+        </w:rPr>
+        <w:t>Amos 7:13</w:t>
+      </w:r>
       <w:r>
         <w:rPr>
           <w:lang w:val="en_US" w:bidi="en_US"/>
         </w:rPr>
         <w:t>). This happened shortly before Jeroboam II died in 753 BC (</w:t>
       </w:r>
-      <w:hyperlink r:id="rId50">
-        <w:r>
-          <w:rPr>
-            <w:lang w:val="en_US" w:bidi="en_US"/>
-          </w:rPr>
-          <w:rPr>
-            <w:color w:val="0000EE"/>
-            <w:u w:val="single"/>
-          </w:rPr>
-          <w:t>1:1</w:t>
-        </w:r>
-      </w:hyperlink>
+      <w:r>
+        <w:rPr>
+          <w:lang w:val="en_US" w:bidi="en_US"/>
+        </w:rPr>
+        <w:t>1:1</w:t>
+      </w:r>
       <w:r>
         <w:rPr>
           <w:lang w:val="en_US" w:bidi="en_US"/>
@@ -1415,36 +1181,24 @@
         </w:rPr>
         <w:t xml:space="preserve">Amos spoke to all the people of Israel. But he spoke especially to the rich and powerful people who lived for their own pleasure (see especially </w:t>
       </w:r>
-      <w:hyperlink r:id="rId51">
-        <w:r>
-          <w:rPr>
-            <w:lang w:val="en_US" w:bidi="en_US"/>
-          </w:rPr>
-          <w:rPr>
-            <w:color w:val="0000EE"/>
-            <w:u w:val="single"/>
-          </w:rPr>
-          <w:t>Amos 5:18–6:8</w:t>
-        </w:r>
-      </w:hyperlink>
+      <w:r>
+        <w:rPr>
+          <w:lang w:val="en_US" w:bidi="en_US"/>
+        </w:rPr>
+        <w:t>Amos 5:18–6:8</w:t>
+      </w:r>
       <w:r>
         <w:rPr>
           <w:lang w:val="en_US" w:bidi="en_US"/>
         </w:rPr>
         <w:t>). Amos saw Israel’s split from Judah as a main reason for its moral and spiritual decline. Israel had separated from the temple in Jerusalem, the main place where God’s people worshiped the Lord. But Amos also knew that Judah was turning away from pure worship of the Lord (</w:t>
       </w:r>
-      <w:hyperlink r:id="rId52">
-        <w:r>
-          <w:rPr>
-            <w:lang w:val="en_US" w:bidi="en_US"/>
-          </w:rPr>
-          <w:rPr>
-            <w:color w:val="0000EE"/>
-            <w:u w:val="single"/>
-          </w:rPr>
-          <w:t>2:4–5</w:t>
-        </w:r>
-      </w:hyperlink>
+      <w:r>
+        <w:rPr>
+          <w:lang w:val="en_US" w:bidi="en_US"/>
+        </w:rPr>
+        <w:t>2:4–5</w:t>
+      </w:r>
       <w:r>
         <w:rPr>
           <w:lang w:val="en_US" w:bidi="en_US"/>
@@ -1463,18 +1217,12 @@
         </w:rPr>
         <w:t xml:space="preserve">” (see </w:t>
       </w:r>
-      <w:hyperlink r:id="rId53">
-        <w:r>
-          <w:rPr>
-            <w:lang w:val="en_US" w:bidi="en_US"/>
-          </w:rPr>
-          <w:rPr>
-            <w:color w:val="0000EE"/>
-            <w:u w:val="single"/>
-          </w:rPr>
-          <w:t>6:1</w:t>
-        </w:r>
-      </w:hyperlink>
+      <w:r>
+        <w:rPr>
+          <w:lang w:val="en_US" w:bidi="en_US"/>
+        </w:rPr>
+        <w:t>6:1</w:t>
+      </w:r>
       <w:r>
         <w:rPr>
           <w:lang w:val="en_US" w:bidi="en_US"/>
@@ -1546,18 +1294,12 @@
         </w:rPr>
         <w:t xml:space="preserve"> (as in </w:t>
       </w:r>
-      <w:hyperlink r:id="rId54">
-        <w:r>
-          <w:rPr>
-            <w:lang w:val="en_US" w:bidi="en_US"/>
-          </w:rPr>
-          <w:rPr>
-            <w:color w:val="0000EE"/>
-            <w:u w:val="single"/>
-          </w:rPr>
-          <w:t>Psalm 23:1</w:t>
-        </w:r>
-      </w:hyperlink>
+      <w:r>
+        <w:rPr>
+          <w:lang w:val="en_US" w:bidi="en_US"/>
+        </w:rPr>
+        <w:t>Psalm 23:1</w:t>
+      </w:r>
       <w:r>
         <w:rPr>
           <w:lang w:val="en_US" w:bidi="en_US"/>
@@ -1591,18 +1333,12 @@
         </w:rPr>
         <w:t>Outside the book of Amos, this word appears only in (</w:t>
       </w:r>
-      <w:hyperlink r:id="rId55">
-        <w:r>
-          <w:rPr>
-            <w:lang w:val="en_US" w:bidi="en_US"/>
-          </w:rPr>
-          <w:rPr>
-            <w:color w:val="0000EE"/>
-            <w:u w:val="single"/>
-          </w:rPr>
-          <w:t>2 Kings 3:4</w:t>
-        </w:r>
-      </w:hyperlink>
+      <w:r>
+        <w:rPr>
+          <w:lang w:val="en_US" w:bidi="en_US"/>
+        </w:rPr>
+        <w:t>2 Kings 3:4</w:t>
+      </w:r>
       <w:r>
         <w:rPr>
           <w:lang w:val="en_US" w:bidi="en_US"/>
@@ -1630,18 +1366,12 @@
           <w:lang w:val="en_US" w:bidi="en_US"/>
         </w:rPr>
       </w:r>
-      <w:hyperlink r:id="rId15">
-        <w:r>
-          <w:rPr>
-            <w:lang w:val="en_US" w:bidi="en_US"/>
-          </w:rPr>
-          <w:rPr>
-            <w:color w:val="0000EE"/>
-            <w:u w:val="single"/>
-          </w:rPr>
-          <w:t xml:space="preserve">Amos 7:14 </w:t>
-        </w:r>
-      </w:hyperlink>
+      <w:r>
+        <w:rPr>
+          <w:lang w:val="en_US" w:bidi="en_US"/>
+        </w:rPr>
+        <w:t xml:space="preserve">Amos 7:14 </w:t>
+      </w:r>
       <w:r>
         <w:rPr>
           <w:lang w:val="en_US" w:bidi="en_US"/>
@@ -1688,18 +1418,12 @@
         </w:rPr>
         <w:t>Amos also describes himself as "a tender of sycamore-fig trees" (</w:t>
       </w:r>
-      <w:hyperlink r:id="rId15">
-        <w:r>
-          <w:rPr>
-            <w:lang w:val="en_US" w:bidi="en_US"/>
-          </w:rPr>
-          <w:rPr>
-            <w:color w:val="0000EE"/>
-            <w:u w:val="single"/>
-          </w:rPr>
-          <w:t>7:14</w:t>
-        </w:r>
-      </w:hyperlink>
+      <w:r>
+        <w:rPr>
+          <w:lang w:val="en_US" w:bidi="en_US"/>
+        </w:rPr>
+        <w:t>7:14</w:t>
+      </w:r>
       <w:r>
         <w:rPr>
           <w:lang w:val="en_US" w:bidi="en_US"/>
@@ -1784,18 +1508,12 @@
         </w:rPr>
         <w:t xml:space="preserve">Moses showed that God is just and deeply cares for weak and poor people (see, for example, </w:t>
       </w:r>
-      <w:hyperlink r:id="rId56">
-        <w:r>
-          <w:rPr>
-            <w:lang w:val="en_US" w:bidi="en_US"/>
-          </w:rPr>
-          <w:rPr>
-            <w:color w:val="0000EE"/>
-            <w:u w:val="single"/>
-          </w:rPr>
-          <w:t>Deuteronomy 24:10–22</w:t>
-        </w:r>
-      </w:hyperlink>
+      <w:r>
+        <w:rPr>
+          <w:lang w:val="en_US" w:bidi="en_US"/>
+        </w:rPr>
+        <w:t>Deuteronomy 24:10–22</w:t>
+      </w:r>
       <w:r>
         <w:rPr>
           <w:lang w:val="en_US" w:bidi="en_US"/>
@@ -1830,18 +1548,12 @@
         </w:rPr>
         <w:t>Morality is not only about personal purity or honesty. It also includes how we treat other people. This is because every human life is made by God and bears his image (</w:t>
       </w:r>
-      <w:hyperlink r:id="rId57">
-        <w:r>
-          <w:rPr>
-            <w:lang w:val="en_US" w:bidi="en_US"/>
-          </w:rPr>
-          <w:rPr>
-            <w:color w:val="0000EE"/>
-            <w:u w:val="single"/>
-          </w:rPr>
-          <w:t>Genesis 1:26–27</w:t>
-        </w:r>
-      </w:hyperlink>
+      <w:r>
+        <w:rPr>
+          <w:lang w:val="en_US" w:bidi="en_US"/>
+        </w:rPr>
+        <w:t>Genesis 1:26–27</w:t>
+      </w:r>
       <w:r>
         <w:rPr>
           <w:lang w:val="en_US" w:bidi="en_US"/>
